--- a/templates/Quote_format_High_Vtg.docx
+++ b/templates/Quote_format_High_Vtg.docx
@@ -119,7 +119,7 @@
           <w:sz w:val="22"/>
           <w:szCs w:val="22"/>
         </w:rPr>
-        <w:t>5</w:t>
+        <w:t>6</w:t>
       </w:r>
       <w:r>
         <w:rPr>
@@ -135,9 +135,10 @@
           <w:sz w:val="22"/>
           <w:szCs w:val="22"/>
         </w:rPr>
-        <w:t>6</w:t>
+        <w:t>7</w:t>
       </w:r>
-      <w:proofErr w:type="gramStart"/>
+      <w:bookmarkStart w:id="0" w:name="_GoBack"/>
+      <w:bookmarkEnd w:id="0"/>
       <w:r>
         <w:rPr>
           <w:rFonts w:ascii="Calibri" w:hAnsi="Calibri"/>
@@ -152,16 +153,7 @@
           <w:sz w:val="22"/>
           <w:szCs w:val="22"/>
         </w:rPr>
-        <w:t>{</w:t>
-      </w:r>
-      <w:proofErr w:type="gramEnd"/>
-      <w:r>
-        <w:rPr>
-          <w:rFonts w:ascii="Calibri" w:hAnsi="Calibri"/>
-          <w:sz w:val="22"/>
-          <w:szCs w:val="22"/>
-        </w:rPr>
-        <w:t>{CODE}}</w:t>
+        <w:t>{{CODE}}</w:t>
       </w:r>
     </w:p>
     <w:p>
@@ -307,8 +299,6 @@
           <w:szCs w:val="22"/>
         </w:rPr>
       </w:pPr>
-      <w:bookmarkStart w:id="0" w:name="_GoBack"/>
-      <w:bookmarkEnd w:id="0"/>
     </w:p>
     <w:p>
       <w:pPr>
@@ -1822,14 +1812,7 @@
                 <w:sz w:val="22"/>
                 <w:szCs w:val="22"/>
               </w:rPr>
-              <w:t>Price is based on USD 1: INR 8</w:t>
-            </w:r>
-            <w:r>
-              <w:rPr>
-                <w:sz w:val="22"/>
-                <w:szCs w:val="22"/>
-              </w:rPr>
-              <w:t>7</w:t>
+              <w:t>Price is based on USD 1: INR {DOLLAR_RATE}</w:t>
             </w:r>
             <w:r>
               <w:rPr>
@@ -8380,7 +8363,7 @@
 </file>
 
 <file path=customXml/itemProps4.xml><?xml version="1.0" encoding="utf-8"?>
-<ds:datastoreItem xmlns:ds="http://schemas.openxmlformats.org/officeDocument/2006/customXml" ds:itemID="{18984A03-4A10-494C-A6B7-C7B57E22EE47}">
+<ds:datastoreItem xmlns:ds="http://schemas.openxmlformats.org/officeDocument/2006/customXml" ds:itemID="{EA209DC1-A74E-451C-96AC-5F93339BE789}">
   <ds:schemaRefs>
     <ds:schemaRef ds:uri="http://schemas.openxmlformats.org/officeDocument/2006/bibliography"/>
   </ds:schemaRefs>
